--- a/其他操作文档/Linux 网络配置 桥接改静态.docx
+++ b/其他操作文档/Linux 网络配置 桥接改静态.docx
@@ -70,36 +70,8 @@
           <w:sz w:val="24"/>
           <w:szCs w:val="24"/>
         </w:rPr>
-        <w:t>查看</w:t>
-      </w:r>
-      <w:proofErr w:type="spellStart"/>
-      <w:r>
-        <w:rPr>
-          <w:rFonts w:ascii="宋体" w:eastAsia="宋体" w:hAnsi="宋体" w:hint="eastAsia"/>
-          <w:sz w:val="24"/>
-          <w:szCs w:val="24"/>
-        </w:rPr>
-        <w:t>ip</w:t>
-      </w:r>
-      <w:proofErr w:type="spellEnd"/>
-      <w:r>
-        <w:rPr>
-          <w:rFonts w:ascii="宋体" w:eastAsia="宋体" w:hAnsi="宋体" w:hint="eastAsia"/>
-          <w:sz w:val="24"/>
-          <w:szCs w:val="24"/>
-        </w:rPr>
-        <w:t xml:space="preserve">命令 </w:t>
-      </w:r>
-      <w:proofErr w:type="spellStart"/>
-      <w:r>
-        <w:rPr>
-          <w:rFonts w:ascii="宋体" w:eastAsia="宋体" w:hAnsi="宋体" w:hint="eastAsia"/>
-          <w:sz w:val="24"/>
-          <w:szCs w:val="24"/>
-        </w:rPr>
-        <w:t>ifconfig</w:t>
-      </w:r>
-      <w:proofErr w:type="spellEnd"/>
+        <w:t>查看ip命令 ifconfig</w:t>
+      </w:r>
       <w:r>
         <w:rPr>
           <w:rFonts w:ascii="宋体" w:eastAsia="宋体" w:hAnsi="宋体"/>
@@ -114,18 +86,8 @@
           <w:sz w:val="24"/>
           <w:szCs w:val="24"/>
         </w:rPr>
-        <w:t xml:space="preserve">或者 </w:t>
-      </w:r>
-      <w:proofErr w:type="spellStart"/>
-      <w:r>
-        <w:rPr>
-          <w:rFonts w:ascii="宋体" w:eastAsia="宋体" w:hAnsi="宋体" w:hint="eastAsia"/>
-          <w:sz w:val="24"/>
-          <w:szCs w:val="24"/>
-        </w:rPr>
-        <w:t>ip</w:t>
-      </w:r>
-      <w:proofErr w:type="spellEnd"/>
+        <w:t>或者 ip</w:t>
+      </w:r>
       <w:r>
         <w:rPr>
           <w:rFonts w:ascii="宋体" w:eastAsia="宋体" w:hAnsi="宋体"/>
@@ -134,7 +96,6 @@
         </w:rPr>
         <w:t xml:space="preserve"> </w:t>
       </w:r>
-      <w:proofErr w:type="spellStart"/>
       <w:r>
         <w:rPr>
           <w:rFonts w:ascii="宋体" w:eastAsia="宋体" w:hAnsi="宋体" w:hint="eastAsia"/>
@@ -143,7 +104,6 @@
         </w:rPr>
         <w:t>addr</w:t>
       </w:r>
-      <w:proofErr w:type="spellEnd"/>
     </w:p>
     <w:p>
       <w:pPr>
@@ -173,43 +133,7 @@
           <w:sz w:val="24"/>
           <w:szCs w:val="24"/>
         </w:rPr>
-        <w:t xml:space="preserve"> /</w:t>
-      </w:r>
-      <w:proofErr w:type="spellStart"/>
-      <w:r>
-        <w:rPr>
-          <w:rFonts w:ascii="宋体" w:eastAsia="宋体" w:hAnsi="宋体"/>
-          <w:sz w:val="24"/>
-          <w:szCs w:val="24"/>
-        </w:rPr>
-        <w:t>etc</w:t>
-      </w:r>
-      <w:proofErr w:type="spellEnd"/>
-      <w:r>
-        <w:rPr>
-          <w:rFonts w:ascii="宋体" w:eastAsia="宋体" w:hAnsi="宋体"/>
-          <w:sz w:val="24"/>
-          <w:szCs w:val="24"/>
-        </w:rPr>
-        <w:t>/</w:t>
-      </w:r>
-      <w:proofErr w:type="spellStart"/>
-      <w:r>
-        <w:rPr>
-          <w:rFonts w:ascii="宋体" w:eastAsia="宋体" w:hAnsi="宋体"/>
-          <w:sz w:val="24"/>
-          <w:szCs w:val="24"/>
-        </w:rPr>
-        <w:t>sysconfig</w:t>
-      </w:r>
-      <w:proofErr w:type="spellEnd"/>
-      <w:r>
-        <w:rPr>
-          <w:rFonts w:ascii="宋体" w:eastAsia="宋体" w:hAnsi="宋体"/>
-          <w:sz w:val="24"/>
-          <w:szCs w:val="24"/>
-        </w:rPr>
-        <w:t>/network-scripts/</w:t>
+        <w:t xml:space="preserve"> /etc/sysconfig/network-scripts/</w:t>
       </w:r>
       <w:r>
         <w:rPr>
@@ -219,37 +143,7 @@
           <w:szCs w:val="24"/>
           <w:shd w:val="clear" w:color="auto" w:fill="FFFFFF"/>
         </w:rPr>
-        <w:t>ifcfg-ens33</w:t>
-      </w:r>
-      <w:r>
-        <w:rPr>
-          <w:rFonts w:ascii="宋体" w:eastAsia="宋体" w:hAnsi="宋体" w:cs="Arial"/>
-          <w:color w:val="4D4D4D"/>
-          <w:sz w:val="24"/>
-          <w:szCs w:val="24"/>
-          <w:shd w:val="clear" w:color="auto" w:fill="FFFFFF"/>
-        </w:rPr>
-        <w:t>(</w:t>
-      </w:r>
-      <w:r>
-        <w:rPr>
-          <w:rFonts w:ascii="宋体" w:eastAsia="宋体" w:hAnsi="宋体" w:cs="Arial"/>
-          <w:color w:val="4D4D4D"/>
-          <w:sz w:val="24"/>
-          <w:szCs w:val="24"/>
-          <w:shd w:val="clear" w:color="auto" w:fill="FFFFFF"/>
-        </w:rPr>
-        <w:t>网卡名称为“ens33”，不同机可能不一样</w:t>
-      </w:r>
-      <w:r>
-        <w:rPr>
-          <w:rFonts w:ascii="宋体" w:eastAsia="宋体" w:hAnsi="宋体" w:cs="Arial"/>
-          <w:color w:val="4D4D4D"/>
-          <w:sz w:val="24"/>
-          <w:szCs w:val="24"/>
-          <w:shd w:val="clear" w:color="auto" w:fill="FFFFFF"/>
-        </w:rPr>
-        <w:t>)</w:t>
+        <w:t>ifcfg-ens33(网卡名称为“ens33”，不同机可能不一样)</w:t>
       </w:r>
     </w:p>
     <w:p>
@@ -345,18 +239,8 @@
           <w:sz w:val="24"/>
           <w:szCs w:val="24"/>
         </w:rPr>
-        <w:t>静态虚拟机</w:t>
-      </w:r>
-      <w:proofErr w:type="spellStart"/>
-      <w:r>
-        <w:rPr>
-          <w:rFonts w:ascii="宋体" w:eastAsia="宋体" w:hAnsi="宋体" w:hint="eastAsia"/>
-          <w:sz w:val="24"/>
-          <w:szCs w:val="24"/>
-        </w:rPr>
-        <w:t>ip</w:t>
-      </w:r>
-      <w:proofErr w:type="spellEnd"/>
+        <w:t>静态虚拟机ip</w:t>
+      </w:r>
     </w:p>
     <w:p>
       <w:pPr>
@@ -476,7 +360,7 @@
         <w:pStyle w:val="a3"/>
         <w:ind w:left="360" w:firstLineChars="0" w:firstLine="0"/>
         <w:rPr>
-          <w:rFonts w:ascii="宋体" w:eastAsia="宋体" w:hAnsi="宋体" w:hint="eastAsia"/>
+          <w:rFonts w:ascii="宋体" w:eastAsia="宋体" w:hAnsi="宋体"/>
           <w:sz w:val="24"/>
           <w:szCs w:val="24"/>
         </w:rPr>
@@ -501,7 +385,7 @@
                     <pic:cNvPicPr/>
                   </pic:nvPicPr>
                   <pic:blipFill>
-                    <a:blip r:embed="rId5"/>
+                    <a:blip r:embed="rId7"/>
                     <a:stretch>
                       <a:fillRect/>
                     </a:stretch>
@@ -521,9 +405,37 @@
           </wp:inline>
         </w:drawing>
       </w:r>
+    </w:p>
+    <w:p>
+      <w:pPr>
+        <w:pStyle w:val="a3"/>
+        <w:ind w:left="360" w:firstLineChars="0" w:firstLine="0"/>
+        <w:rPr>
+          <w:rFonts w:ascii="宋体" w:eastAsia="宋体" w:hAnsi="宋体" w:hint="eastAsia"/>
+          <w:sz w:val="24"/>
+          <w:szCs w:val="24"/>
+        </w:rPr>
+      </w:pPr>
+      <w:r>
+        <w:rPr>
+          <w:rFonts w:ascii="宋体" w:eastAsia="宋体" w:hAnsi="宋体" w:hint="eastAsia"/>
+          <w:sz w:val="24"/>
+          <w:szCs w:val="24"/>
+        </w:rPr>
+        <w:t>重启网卡</w:t>
+      </w:r>
       <w:bookmarkStart w:id="0" w:name="_GoBack"/>
-      <w:bookmarkEnd w:id="0"/>
-    </w:p>
+      <w:r>
+        <w:rPr>
+          <w:rFonts w:ascii="Arial" w:hAnsi="Arial" w:cs="Arial"/>
+          <w:color w:val="333333"/>
+          <w:szCs w:val="21"/>
+          <w:shd w:val="clear" w:color="auto" w:fill="FFFFFF"/>
+        </w:rPr>
+        <w:t>service network restart</w:t>
+      </w:r>
+    </w:p>
+    <w:bookmarkEnd w:id="0"/>
     <w:p/>
     <w:sectPr>
       <w:pgSz w:w="11906" w:h="16838"/>
@@ -533,6 +445,44 @@
     </w:sectPr>
   </w:body>
 </w:document>
+</file>
+
+<file path=word/endnotes.xml><?xml version="1.0" encoding="utf-8"?>
+<w:endnotes xmlns:wpc="http://schemas.microsoft.com/office/word/2010/wordprocessingCanvas" xmlns:cx="http://schemas.microsoft.com/office/drawing/2014/chartex" xmlns:mc="http://schemas.openxmlformats.org/markup-compatibility/2006" xmlns:o="urn:schemas-microsoft-com:office:office" xmlns:r="http://schemas.openxmlformats.org/officeDocument/2006/relationships" xmlns:m="http://schemas.openxmlformats.org/officeDocument/2006/math" xmlns:v="urn:schemas-microsoft-com:vml" xmlns:wp14="http://schemas.microsoft.com/office/word/2010/wordprocessingDrawing" xmlns:wp="http://schemas.openxmlformats.org/drawingml/2006/wordprocessingDrawing" xmlns:w10="urn:schemas-microsoft-com:office:word" xmlns:w="http://schemas.openxmlformats.org/wordprocessingml/2006/main" xmlns:w14="http://schemas.microsoft.com/office/word/2010/wordml" xmlns:w15="http://schemas.microsoft.com/office/word/2012/wordml" xmlns:w16se="http://schemas.microsoft.com/office/word/2015/wordml/symex" xmlns:wpg="http://schemas.microsoft.com/office/word/2010/wordprocessingGroup" xmlns:wpi="http://schemas.microsoft.com/office/word/2010/wordprocessingInk" xmlns:wne="http://schemas.microsoft.com/office/word/2006/wordml" xmlns:wps="http://schemas.microsoft.com/office/word/2010/wordprocessingShape" mc:Ignorable="w14 w15 w16se wp14">
+  <w:endnote w:type="separator" w:id="-1">
+    <w:p>
+      <w:r>
+        <w:separator/>
+      </w:r>
+    </w:p>
+  </w:endnote>
+  <w:endnote w:type="continuationSeparator" w:id="0">
+    <w:p>
+      <w:r>
+        <w:continuationSeparator/>
+      </w:r>
+    </w:p>
+  </w:endnote>
+</w:endnotes>
+</file>
+
+<file path=word/footnotes.xml><?xml version="1.0" encoding="utf-8"?>
+<w:footnotes xmlns:wpc="http://schemas.microsoft.com/office/word/2010/wordprocessingCanvas" xmlns:cx="http://schemas.microsoft.com/office/drawing/2014/chartex" xmlns:mc="http://schemas.openxmlformats.org/markup-compatibility/2006" xmlns:o="urn:schemas-microsoft-com:office:office" xmlns:r="http://schemas.openxmlformats.org/officeDocument/2006/relationships" xmlns:m="http://schemas.openxmlformats.org/officeDocument/2006/math" xmlns:v="urn:schemas-microsoft-com:vml" xmlns:wp14="http://schemas.microsoft.com/office/word/2010/wordprocessingDrawing" xmlns:wp="http://schemas.openxmlformats.org/drawingml/2006/wordprocessingDrawing" xmlns:w10="urn:schemas-microsoft-com:office:word" xmlns:w="http://schemas.openxmlformats.org/wordprocessingml/2006/main" xmlns:w14="http://schemas.microsoft.com/office/word/2010/wordml" xmlns:w15="http://schemas.microsoft.com/office/word/2012/wordml" xmlns:w16se="http://schemas.microsoft.com/office/word/2015/wordml/symex" xmlns:wpg="http://schemas.microsoft.com/office/word/2010/wordprocessingGroup" xmlns:wpi="http://schemas.microsoft.com/office/word/2010/wordprocessingInk" xmlns:wne="http://schemas.microsoft.com/office/word/2006/wordml" xmlns:wps="http://schemas.microsoft.com/office/word/2010/wordprocessingShape" mc:Ignorable="w14 w15 w16se wp14">
+  <w:footnote w:type="separator" w:id="-1">
+    <w:p>
+      <w:r>
+        <w:separator/>
+      </w:r>
+    </w:p>
+  </w:footnote>
+  <w:footnote w:type="continuationSeparator" w:id="0">
+    <w:p>
+      <w:r>
+        <w:continuationSeparator/>
+      </w:r>
+    </w:p>
+  </w:footnote>
+</w:footnotes>
 </file>
 
 <file path=word/numbering.xml><?xml version="1.0" encoding="utf-8"?>
@@ -1193,6 +1143,71 @@
       <w:szCs w:val="32"/>
     </w:rPr>
   </w:style>
+  <w:style w:type="paragraph" w:styleId="a4">
+    <w:name w:val="header"/>
+    <w:basedOn w:val="a"/>
+    <w:link w:val="a5"/>
+    <w:uiPriority w:val="99"/>
+    <w:unhideWhenUsed/>
+    <w:rsid w:val="006116C6"/>
+    <w:pPr>
+      <w:pBdr>
+        <w:bottom w:val="single" w:sz="6" w:space="1" w:color="auto"/>
+      </w:pBdr>
+      <w:tabs>
+        <w:tab w:val="center" w:pos="4153"/>
+        <w:tab w:val="right" w:pos="8306"/>
+      </w:tabs>
+      <w:snapToGrid w:val="0"/>
+      <w:jc w:val="center"/>
+    </w:pPr>
+    <w:rPr>
+      <w:sz w:val="18"/>
+      <w:szCs w:val="18"/>
+    </w:rPr>
+  </w:style>
+  <w:style w:type="character" w:customStyle="1" w:styleId="a5">
+    <w:name w:val="页眉 字符"/>
+    <w:basedOn w:val="a0"/>
+    <w:link w:val="a4"/>
+    <w:uiPriority w:val="99"/>
+    <w:rsid w:val="006116C6"/>
+    <w:rPr>
+      <w:sz w:val="18"/>
+      <w:szCs w:val="18"/>
+    </w:rPr>
+  </w:style>
+  <w:style w:type="paragraph" w:styleId="a6">
+    <w:name w:val="footer"/>
+    <w:basedOn w:val="a"/>
+    <w:link w:val="a7"/>
+    <w:uiPriority w:val="99"/>
+    <w:unhideWhenUsed/>
+    <w:rsid w:val="006116C6"/>
+    <w:pPr>
+      <w:tabs>
+        <w:tab w:val="center" w:pos="4153"/>
+        <w:tab w:val="right" w:pos="8306"/>
+      </w:tabs>
+      <w:snapToGrid w:val="0"/>
+      <w:jc w:val="left"/>
+    </w:pPr>
+    <w:rPr>
+      <w:sz w:val="18"/>
+      <w:szCs w:val="18"/>
+    </w:rPr>
+  </w:style>
+  <w:style w:type="character" w:customStyle="1" w:styleId="a7">
+    <w:name w:val="页脚 字符"/>
+    <w:basedOn w:val="a0"/>
+    <w:link w:val="a6"/>
+    <w:uiPriority w:val="99"/>
+    <w:rsid w:val="006116C6"/>
+    <w:rPr>
+      <w:sz w:val="18"/>
+      <w:szCs w:val="18"/>
+    </w:rPr>
+  </w:style>
 </w:styles>
 </file>
 
